--- a/example_articles/immigration_status/Immigrant/3.immigration_status_Immigrant_New_York_Times.docx
+++ b/example_articles/immigration_status/Immigrant/3.immigration_status_Immigrant_New_York_Times.docx
@@ -7,7 +7,7 @@
         <w:pStyle w:val="Heading1"/>
       </w:pPr>
       <w:r>
-        <w:t>WEEKENDER GUIDE</w:t>
+        <w:t>Carolina Raid Finds Exploited Deaf Mexicans</w:t>
       </w:r>
     </w:p>
     <w:p>
@@ -17,17 +17,17 @@
     </w:p>
     <w:p>
       <w:r>
-        <w:t>Date: 1990-06-22</w:t>
+        <w:t>Date: 1997-07-26</w:t>
       </w:r>
     </w:p>
     <w:p>
       <w:r>
-        <w:t>Section: Section C; Page 1, Column 3; Weekend Desk</w:t>
+        <w:t>Section: Section 1; ; Section 1; Page 1; Column 1; Metropolitan Desk ; Column 1;</w:t>
       </w:r>
     </w:p>
     <w:p>
       <w:r>
-        <w:t>Source file: NYT/50.DOCX</w:t>
+        <w:t>Source file: NYT/48.DOCX</w:t>
       </w:r>
     </w:p>
     <w:p>
@@ -49,67 +49,69 @@
     </w:p>
     <w:p>
       <w:r>
-        <w:t>Friday</w:t>
+        <w:t>Federal agents raided two houses in this small, blue-collar city today and found more than a dozen illegal Mexican immigrants, most of them deaf, who the agents believe were "held in bondage" by bosses who exploited their deafness for profit.</w:t>
+        <w:br/>
+        <w:t>Describing what people here had thought of as a distant, big-city problem, Federal agents said the immigrants were lured with a promise of a better life, then coerced by "bosses" into peddling trinkets at shopping centers and mills for just scraps of the profits.</w:t>
+        <w:br/>
+        <w:t>Officials with the Immigration and Naturalization Service said they had raided the houses after receiving information from the Mexican Government. The agents said they believed the deaf Mexicans had been smuggled into the United States, then held as virtual captives by threats from the two people who ran the houses.</w:t>
+        <w:br/>
+        <w:t>The United States Attorney in Greensboro, N.C., said prosecutors were exploring whether the operation in Sanford was linked to the people charged last week in New York City with holding dozens of deaf Mexican peddlers in virtual slavery. A law enforcement official in New York said investigators believed there was a connection, but the official would not elaborate on what the link was or whether any of the New York suspects had a hand in the North Carolina operation.</w:t>
+        <w:br/>
+        <w:t>Investigators in North Carolina were still conducting interviews tonight, and no one had been charged yet.</w:t>
+        <w:br/>
+        <w:t>Meanwhile, Federal prosecutors in New York arrested another man today in connection with the smuggling ring in Queens. The prosecutors charged the man, Frank Coenen, a deaf 35-year-old son of a retired New York City police detective, with conspiracy, saying that he had helped bring the illegal immigrants to New York and had aided the trinket selling. Mr. Coenen is the former husband of Adriana Paoletti Lemus, a 29-year-old Mexican woman whose family, prosecutors say, organized the New York operation.</w:t>
+        <w:br/>
+        <w:t>Investigators in New York said they were pursuing leads to determine whether similar operations, directly or loosely tied to the people arrested in Queens, were being run in other cities in addition to Sanford.</w:t>
+        <w:br/>
+        <w:t>In Chicago, I.N.S. officials were interviewing seven deaf Mexican peddlers today in a neighborhood in the north part of the city. Curtis Aljets, acting district director of the I.N.S. in Chicago, said that there was a "connection" between the people in Chicago and those New York, and that his office was providing information to prosecutors in New York.</w:t>
+        <w:br/>
+        <w:t>But he said that the peddlers in Chicago did not appear to be subject to the sort of coercion that prosecutors have described in the New York case.</w:t>
+        <w:br/>
+        <w:t>In North Carolina, agents raided the two brick houses shortly after sunrise in a working-class section of Sanford, about 40 miles southwest of Raleigh. In all, 17 people -- 9 men, 5 women, 2 children and an infant -- were taken to immigration offices in Charlotte, N.C, and then to a local hotel. Thomas Fischer, a senior I.N.S. agent who conducted the raids, identified Marcos Moises and his wife, Guadalupe, as the "bosses" who oversaw the peddlers.</w:t>
+        <w:br/>
+        <w:t>"They were not threatened with weapons, but were manipulated with threats and other coercion," said Mr. Fischer, who said investigators believed other houses in Sanford could be raided in the coming days. "These people were exploited. They were held in bondage."</w:t>
+        <w:br/>
+        <w:t>Patricia Arce Barcenas, a mother in Mexico City, said today that she believed her son, Mauricio Portillo Arce, was among those discovered in Sanford. She said that her 16-year-old deaf son had disappeared last March after leaving for his job at a ceramics factory, and that a month later she had been telephoned by a woman in North Carolina who told her the boy was "fine" and selling key rings. The caller identified herself as Teresa Norato Palencia and said that she was calling on behalf of her deaf mother, Guadalupe Moises, according to Ms. Arce.</w:t>
+        <w:br/>
+        <w:t>Last June, Ms. Arce said in an interview, she received a packet of correspondence -- two letters, one in her son's hand, another in a stranger's, $50 and a photograph of her son by a road sign saying, "Welcome to Virginia."</w:t>
+        <w:br/>
+        <w:t>Mexican officials said today that a 26-year-old woman, whom they identified as Gloria Hipolito Hernandez, had come into the Mexican consulate in Detroit on Tuesday and told officials of the situation in Sanford.</w:t>
+        <w:br/>
+        <w:t>In Mexico today, the woman's sister, Gabriela Hipolito Hernandez, said Gloria Hipolito Hernandez had left home last March with Guadalupe Moises. She said her sister, who was deaf and could barely write or communicate through sign language, had been lured by the idea of making money selling trinkets in the United States.</w:t>
+        <w:br/>
+        <w:t>Gloria Hipolito Hernandez's family said Ms. Moises had talked convincingly of how she would work, make money, split the proceeds and see another part of the world. "It was irresistible," said Pedro Hernandez, her brother. But the family members said that they had not heard from her since then -- no letter, no telephone call, no money.</w:t>
+        <w:br/>
+        <w:t>They said they believe she might have been in Detroit visiting an aunt when she went to the consulate on Tuesday.</w:t>
+        <w:br/>
+        <w:t>Federal agents in North Carolina said that the workers appeared to have been ordered out to surrounding malls and other nearby cities, such as Greensboro and Raleigh, to sell the trinkets, many of them attached to small American flags. They received only $5 a day, the agents said.</w:t>
+        <w:br/>
+        <w:t>The deaf Mexicans did not appear to have been physically abused, the officials said, but they believed they had no choice but to work and turn over the proceeds.</w:t>
+        <w:br/>
+        <w:t>Sanford, the seat of Lee County, is a city of roughly 20,000 people. The county's Hispanic population has grown over the last decade, with as many as 7,000 Mexicans among the roughly 50,000 residents. Indeed, the two top employers in Sanford, Golden Poultry, a chicken processing plant, and Tyson Foods, which makes taco shells and chips, are dominated by Mexican workers. Many other immigrants, legal and not, pick tobacco and vegetables.</w:t>
+        <w:br/>
+        <w:t>The presence of Mexicans on Woodland Avenue, then, was not in itself surprising. Neighbors said the deaf Mexicans had lived in the two-bedroom and three-bedroom houses for about two years. They said that four vans were used to transport the workers throughout the day, and that United Parcel Service trucks made regular dropoffs of the boxes of trinkets.</w:t>
+        <w:br/>
+        <w:t>"People were coming and going seven days a week, all hours of the day and night," said Kevin Buie, a 22-year-old man who lived next door.</w:t>
+        <w:br/>
+        <w:t>Aleqandro Arroyo, who runs the Mexican restaurant La Cabana, said the deaf peddlers would occasionally eat there, but "we never knew" that the people were being used in the way that Federal agents described.  If it is true, he said, it is heartbreaking. Like the other laborers in the city's Hispanic community, "they travel here looking for nice lives," he said. "Then they are forced to work for so little."</w:t>
+        <w:br/>
+        <w:t>It seemed more like something he would see on his satellite dish -- it gets channels from all over the country and Mexico -- from a big city like New York.</w:t>
+        <w:br/>
+        <w:t>And some residents said they wished that the scheme described by the Federal agents had remained a big-city thing.</w:t>
+        <w:br/>
+        <w:t>People, held in bondage, exploited for their labor, is part of this region's distant past. "It struck me very badly," said Angela Madison, a hairdresser in Sanford.</w:t>
+        <w:br/>
+        <w:br/>
+        <w:t>Graphic</w:t>
+        <w:br/>
         <w:br/>
         <w:t xml:space="preserve"> </w:t>
         <w:br/>
-        <w:t>ALL ABOARD</w:t>
-        <w:br/>
-        <w:t>The fleet's in! Fifteen Navy and Coast Guard ships have come to New York Harbor to celebrate of the third annual Fleet Week and the bicentennial of the United States Coast Guard. There will be shipboard open house for landlubbers from 10 A.M. to 4 P.M. today through Sunday. The Eagle, the handsome Coast Guard training ship, will be at the South Street Seaport, and the aircraft carrier John F. Kennedy and other vessels will be at the Manhattan Passenger Ship Terminal, 12th Avenue between 46th and 52d Streets. Other visiting berths are Pier 7 in Brooklyn Heights; the Naval Station at Stapleton, S.I., and - tomorrow and Sunday - Governors Island, which may be reached by ferry from Whitehall Street. At 10 A.M. all three days, Navy divers will demonstrate their skills at Pier 86 (West 46th Street), alongside the Intrepid Museum. All events are free. Complete information: 912-0813.</w:t>
-        <w:br/>
-        <w:t>STANWYCK AND ROBINSON</w:t>
-        <w:br/>
-        <w:t>Barbara Stanwyck was no glamour queen and Edward G. Robinson no matinee idol, and neither won an Academy Award (although Stanwyck was given an honorary Oscar in 1982). Hollywood royalty nonetheless, they appeared in 80 movies between them, including three together. This is the stuff that retrospectives are made on, which is exactly what is under way at the Biograph Cinema, 225 West 57th Street (582-4582), through Aug. 11. The bill today and tomorrow exemplifies the sort of tensions they often enacted. In ''Sorry, Wrong Number''(1948), with Burt Lancaster and Wendell Corey, Stanwyck played an invalid who intercepts a plot for her own murder; Anatole Litvak directed this screen version of a radio play that starred Agnes Moorehead. Screenings are at 12:45, 4:20 and 7:55 P.M. Under Fritz Lang's direction, Robinson portrayed a college professor whose flirtation leads to murder in ''The Woman in the Window'' (1945), at 2:25, 6 and 9:35 P.M. Admission is $6.50 for each show, or $25 for five shows; admission for the elderly is $4 Monday through Friday until 5 P.M.</w:t>
+        <w:t>Photo: Two houses in Sanford, N.C., where more than a dozen illegal Mexican immigrants, most of them deaf, were "held in bondage," officials said. (Jenny Warburg for The New York Times)(pg. 24)</w:t>
         <w:br/>
         <w:t xml:space="preserve"> </w:t>
         <w:br/>
-        <w:t>THE ART OF CRAFTS</w:t>
-        <w:br/>
-        <w:t>It helps, of course, if you admire crafts, but even if you want just scenery, a visit to Crafts at Rhinebeck, today through Sunday, would make pleasant viewing. The event, returning for its seventh year at the Dutchess County Fairgrounds, on Route 9 in scenic Rhinebeck, is in a region dotted with historic homes and walking trails. But crafts are foremost, represented by more than 300 artisans whose handiwork appears in ceramics, stained glass, wood, jewelry, leather, weaving, fine art and photography that will fill the fairground's five large halls. For the first time, a full-service restaurant is available, in addition to snacking stops for those on the run. Open today from noon to 6 P.M., tomorrow and Sunday, 10 A.M. to 6 P.M. Admission: $4 ($3 today only); under 6, free. Free parking. Information: (914) 876-4001.</w:t>
-        <w:br/>
-        <w:t xml:space="preserve"> </w:t>
-        <w:br/>
-        <w:t>Saturday</w:t>
-        <w:br/>
-        <w:t xml:space="preserve"> </w:t>
-        <w:br/>
-        <w:t>NEPTUNE AND MERMAIDS</w:t>
-        <w:br/>
-        <w:t>Coney Island, the city's summer resort by the sea, celebrates the official advent of its season with the eighth annual Mermaid Parade and associated hoopla, tomorrow at 2 P.M. Coney may not be what it used to be, but the Atlantic Ocean is still there, the pitchmen and the rides are still there, and so are echoes of a raffish past. Coney Island U.S.A., a theater and museum, is organizing the procession, which in an access of eccentricity plans to put in line of march the Shriners Pyramid Oriental Band, golf carts, the Antique Auto Association of Brooklyn, an Army band and a 25-foot-long, 14-foot-high mermaid puppet. Activities include a sand castle contest and, at 4 P.M., a greeting to the summer solstice by King Neptune, attended by musicians, the Queen Mermaid, politicians and fruit-bearers. The parade starts at 2 P.M. from Steeplechase Park, today a grassy plain at Surf Avenue and West 17th Street, with only the Parachute Jump tower as a reminder of livelier days, and will cover three miles to West Fifth Street, circling the Aquarium and returning along the Boardwalk. Information: (718) 372-5159.</w:t>
-        <w:br/>
-        <w:t xml:space="preserve"> </w:t>
-        <w:br/>
-        <w:t>THE FAR EAST SIDE</w:t>
-        <w:br/>
-        <w:t>The East 70's of Manhattan cannot be called a melting pot because there wealth and poverty mix almost not at all. But it is a treat for the architectural explorer, and one expert guide, Gerard R. Wolfe, will lead a trek through the far East 70's tomorrow, starting at 1 P.M. from the southeast corner of 79th Street and York Avenue. During a two-and-a-half-hour walk, participants will see the City &amp; Suburban Homes Company's York Avenue Estate, a model tenement experiment of the early 1900's that tried to provide decent working-class housing with 1,300 apartments in 14 buildings. The tour will also visit John Jay Park along the East River, the 19th-century Public School 158 at York Avenue and 77th Street, the Webster Branch of the New York Public Library and the Shively Sanitary Tenements - also known as the Cherokee Apartments - built for families of tuberculosis victims. Admission to the tour, which goes rain or shine, is $12, a tax-deductible contribution for the Friends of the Upper East Side Historic Districts. Information: 744-3958.</w:t>
-        <w:br/>
-        <w:t xml:space="preserve"> </w:t>
-        <w:br/>
-        <w:t>MUSIC AT DAMROSCH PARK</w:t>
-        <w:br/>
-        <w:t>Summer in New York means music al fresco - concerts on the sidewalks, in the parks, on the square and on the run. One harbinger of the season is the Naumburg Orchestra, which has been making summertime music for 84 years and returns for an 85th tomorrow at 8 P.M. The venue is, appropriately, the Damrosch Park Band Shell at Lincoln Center, between 63d Street and the south wall of the Metropolitan Opera House. Under the direction of Jens Nygaard, the orchestra will perform Baroque and Classical works, with the hornist Phil Myers as soloist in Mozart's Concerto No. 4. This is one of two concerts the Naumburg will offer this season; the second will be on Sept. 1. Admission is free. Information: 799-1259.</w:t>
-        <w:br/>
-        <w:t xml:space="preserve"> </w:t>
-        <w:br/>
-        <w:t>URBI ET ORBI</w:t>
-        <w:br/>
-        <w:t>Most of New York's traditions came from elsewhere, and tomorrow from 1 to 7 P.M., City Lore, which delights in preserving and demonstrating the city's cultural heritage, camps out in Central Park in the tradition of recently arrived New Yorkers. In the Rumsey Playfield, near the park's East 72nd Street entrance, will be Korean drum dancing and farmers' music, dance and music from North India, Andean melodies, Russian balalaikas, Dominican merengue and the Immigrant Theater Project. In a crafts tent may be seen experts making Cambodian crowns and masks; tie-dye styles of Gambia and Senegal; Afghan rugs; Bolivian pan-pipes; ritual floor decoration from India and Korean calligraphy. All free. Information: 529-1955.</w:t>
-        <w:br/>
-        <w:t xml:space="preserve"> </w:t>
-        <w:br/>
-        <w:t>Sunday</w:t>
-        <w:br/>
-        <w:t xml:space="preserve"> </w:t>
-        <w:br/>
-        <w:t>FERRIES FOR THE FUTURE</w:t>
-        <w:br/>
-        <w:t>Most of Manhattan's ferries disappeared long ago, but James Kaplan, a lawyer and aficionado of New York's power, past and present, believes that ferries are the future of transportation. On Sunday, Mr. Kaplan opens a five-piece Ferry Renaissance Series sponsored by the 92d Street Y. The first tour (three of the others will be led by John Tauranac, an urban and architectural historian) assembles at 1 P.M. at the southwest corner of Fulton and Water Streets, near the entrance to South Street Seaport. From there it will work its way to a voyage on the Staten Island ferry. Admission to this tour is $12. Information: 996-1100.</w:t>
-        <w:br/>
-        <w:t xml:space="preserve"> </w:t>
-        <w:br/>
-        <w:t>THE BLOOMS OF SUMMER</w:t>
-        <w:br/>
-        <w:t>Old Westbury Gardens on Long Island is not only an official historic place; it is also a pretty place, especially at this time of year, when it glows with roses, peonies, geraniums, rhododendrons, poppies, foxgloves and other colorful breeds. There is a picnic area, and snacks are available for flora sniffers. On Sunday at 2:30 P.M. there will be a concert of music by Beethoven, Paganini, Grieg and Corelli-Kreisler, performed by Eleanore T. Kim, a 13-year-old violinist, and Mary Ann Brown, a pianist. Seating in the house's Red Ballroom is on a first-come-first-served basis. Open Wednesdays through Sundays from 10 A.M. to 5 P.M. The $7.50 admission to Old Westbury Gardens ($3.50 for those over 65; $2.50 for those under 12) includes the concert. Information: (516) 333-0048.</w:t>
+        <w:t>Map of North Carolina showing location of Sanford: Sanford, N.C., the seat of Lee County, is home to 20,000 people. (pg. 24)</w:t>
       </w:r>
     </w:p>
     <w:sectPr>

--- a/example_articles/immigration_status/Immigrant/3.immigration_status_Immigrant_New_York_Times.docx
+++ b/example_articles/immigration_status/Immigrant/3.immigration_status_Immigrant_New_York_Times.docx
@@ -7,7 +7,7 @@
         <w:pStyle w:val="Heading1"/>
       </w:pPr>
       <w:r>
-        <w:t>Carolina Raid Finds Exploited Deaf Mexicans</w:t>
+        <w:t>How to Write a Love Letter; Tip</w:t>
       </w:r>
     </w:p>
     <w:p>
@@ -17,17 +17,17 @@
     </w:p>
     <w:p>
       <w:r>
-        <w:t>Date: 1997-07-26</w:t>
+        <w:t>Date: 2017-09-01</w:t>
       </w:r>
     </w:p>
     <w:p>
       <w:r>
-        <w:t>Section: Section 1; ; Section 1; Page 1; Column 1; Metropolitan Desk ; Column 1;</w:t>
+        <w:t>Section: MAGAZINE</w:t>
       </w:r>
     </w:p>
     <w:p>
       <w:r>
-        <w:t>Source file: NYT/48.DOCX</w:t>
+        <w:t>Source file: NYT/16.DOCX</w:t>
       </w:r>
     </w:p>
     <w:p>
@@ -49,69 +49,19 @@
     </w:p>
     <w:p>
       <w:r>
-        <w:t>Federal agents raided two houses in this small, blue-collar city today and found more than a dozen illegal Mexican immigrants, most of them deaf, who the agents believe were "held in bondage" by bosses who exploited their deafness for profit.</w:t>
+        <w:t>''You need a minimum of one hour,'' says Sonia Cancian, an assistant professor of history at Zayed University in Dubai. Find a quiet place away from distractions and spend time just thinking about what you want to communicate. ''A letter has a remarkable way of transpiring feelings, emotions, honesty, sincerity and authenticity,'' says Cancian, who insists on the singular power of a love letter even in the era of more immediate communication methods like video chat or texting.</w:t>
         <w:br/>
-        <w:t>Describing what people here had thought of as a distant, big-city problem, Federal agents said the immigrants were lured with a promise of a better life, then coerced by "bosses" into peddling trinkets at shopping centers and mills for just scraps of the profits.</w:t>
+        <w:t>You don't have to be highly educated, or a natural poet, to write about love; it is enough to be heartfelt (and a bit hyperbolic). If you feel stymied, include shared cultural references to movies, song lyrics or novels. As part of her research, Cancian reviewed roughly 450 missives sent between two young, working-­class Italian lovers between 1946 and 1949, many of them trans-­Atlantic dispatches between Venice and Mont­real that contain snippets of opera libretto.</w:t>
         <w:br/>
-        <w:t>Officials with the Immigration and Naturalization Service said they had raided the houses after receiving information from the Mexican Government. The agents said they believed the deaf Mexicans had been smuggled into the United States, then held as virtual captives by threats from the two people who ran the houses.</w:t>
+        <w:t>''Play with the notion of time,'' Cancian says — love letters often describe hours spent together as going quickly and hours spent apart as painfully slow. Writing about celestial bodies like constellations can help create a sense of intimacy, as if by looking skyward you can be drawn closer together by your mutual smallness against the immensity of galaxies.</w:t>
         <w:br/>
-        <w:t>The United States Attorney in Greensboro, N.C., said prosecutors were exploring whether the operation in Sanford was linked to the people charged last week in New York City with holding dozens of deaf Mexican peddlers in virtual slavery. A law enforcement official in New York said investigators believed there was a connection, but the official would not elaborate on what the link was or whether any of the New York suspects had a hand in the North Carolina operation.</w:t>
+        <w:t>But don't get too spacey. ''You have to strike a balance between poetry and descriptions of everyday life,'' Cancian says. Many of the hundreds of migrant letters Cancian has studied read like diaries, chronicling the mundanity of work, meals, weather. Be specific. ''When you're in love with someone, you want to know what world surrounds them,'' Cancian says. A love-­letter author should always write for an audience of one, despite the existence of an academic profession in which reading other people's letters is so important.</w:t>
         <w:br/>
-        <w:t>Investigators in North Carolina were still conducting interviews tonight, and no one had been charged yet.</w:t>
+        <w:t>In the post-­World War II letters Cancian researches, social mores of the time relegated sex and physical intimacy to the subtext. Today you can send erotic letters if you want, but subtlety sometimes proves more potent. ''Being very explicit about sex can take something away,'' she says. ''It leaves less to the imagination.''</w:t>
         <w:br/>
-        <w:t>Meanwhile, Federal prosecutors in New York arrested another man today in connection with the smuggling ring in Queens. The prosecutors charged the man, Frank Coenen, a deaf 35-year-old son of a retired New York City police detective, with conspiracy, saying that he had helped bring the illegal immigrants to New York and had aided the trinket selling. Mr. Coenen is the former husband of Adriana Paoletti Lemus, a 29-year-old Mexican woman whose family, prosecutors say, organized the New York operation.</w:t>
+        <w:t>Sign up for our newsletter to get the best of The New York Times Magazine delivered to your inbox every week.</w:t>
         <w:br/>
-        <w:t>Investigators in New York said they were pursuing leads to determine whether similar operations, directly or loosely tied to the people arrested in Queens, were being run in other cities in addition to Sanford.</w:t>
-        <w:br/>
-        <w:t>In Chicago, I.N.S. officials were interviewing seven deaf Mexican peddlers today in a neighborhood in the north part of the city. Curtis Aljets, acting district director of the I.N.S. in Chicago, said that there was a "connection" between the people in Chicago and those New York, and that his office was providing information to prosecutors in New York.</w:t>
-        <w:br/>
-        <w:t>But he said that the peddlers in Chicago did not appear to be subject to the sort of coercion that prosecutors have described in the New York case.</w:t>
-        <w:br/>
-        <w:t>In North Carolina, agents raided the two brick houses shortly after sunrise in a working-class section of Sanford, about 40 miles southwest of Raleigh. In all, 17 people -- 9 men, 5 women, 2 children and an infant -- were taken to immigration offices in Charlotte, N.C, and then to a local hotel. Thomas Fischer, a senior I.N.S. agent who conducted the raids, identified Marcos Moises and his wife, Guadalupe, as the "bosses" who oversaw the peddlers.</w:t>
-        <w:br/>
-        <w:t>"They were not threatened with weapons, but were manipulated with threats and other coercion," said Mr. Fischer, who said investigators believed other houses in Sanford could be raided in the coming days. "These people were exploited. They were held in bondage."</w:t>
-        <w:br/>
-        <w:t>Patricia Arce Barcenas, a mother in Mexico City, said today that she believed her son, Mauricio Portillo Arce, was among those discovered in Sanford. She said that her 16-year-old deaf son had disappeared last March after leaving for his job at a ceramics factory, and that a month later she had been telephoned by a woman in North Carolina who told her the boy was "fine" and selling key rings. The caller identified herself as Teresa Norato Palencia and said that she was calling on behalf of her deaf mother, Guadalupe Moises, according to Ms. Arce.</w:t>
-        <w:br/>
-        <w:t>Last June, Ms. Arce said in an interview, she received a packet of correspondence -- two letters, one in her son's hand, another in a stranger's, $50 and a photograph of her son by a road sign saying, "Welcome to Virginia."</w:t>
-        <w:br/>
-        <w:t>Mexican officials said today that a 26-year-old woman, whom they identified as Gloria Hipolito Hernandez, had come into the Mexican consulate in Detroit on Tuesday and told officials of the situation in Sanford.</w:t>
-        <w:br/>
-        <w:t>In Mexico today, the woman's sister, Gabriela Hipolito Hernandez, said Gloria Hipolito Hernandez had left home last March with Guadalupe Moises. She said her sister, who was deaf and could barely write or communicate through sign language, had been lured by the idea of making money selling trinkets in the United States.</w:t>
-        <w:br/>
-        <w:t>Gloria Hipolito Hernandez's family said Ms. Moises had talked convincingly of how she would work, make money, split the proceeds and see another part of the world. "It was irresistible," said Pedro Hernandez, her brother. But the family members said that they had not heard from her since then -- no letter, no telephone call, no money.</w:t>
-        <w:br/>
-        <w:t>They said they believe she might have been in Detroit visiting an aunt when she went to the consulate on Tuesday.</w:t>
-        <w:br/>
-        <w:t>Federal agents in North Carolina said that the workers appeared to have been ordered out to surrounding malls and other nearby cities, such as Greensboro and Raleigh, to sell the trinkets, many of them attached to small American flags. They received only $5 a day, the agents said.</w:t>
-        <w:br/>
-        <w:t>The deaf Mexicans did not appear to have been physically abused, the officials said, but they believed they had no choice but to work and turn over the proceeds.</w:t>
-        <w:br/>
-        <w:t>Sanford, the seat of Lee County, is a city of roughly 20,000 people. The county's Hispanic population has grown over the last decade, with as many as 7,000 Mexicans among the roughly 50,000 residents. Indeed, the two top employers in Sanford, Golden Poultry, a chicken processing plant, and Tyson Foods, which makes taco shells and chips, are dominated by Mexican workers. Many other immigrants, legal and not, pick tobacco and vegetables.</w:t>
-        <w:br/>
-        <w:t>The presence of Mexicans on Woodland Avenue, then, was not in itself surprising. Neighbors said the deaf Mexicans had lived in the two-bedroom and three-bedroom houses for about two years. They said that four vans were used to transport the workers throughout the day, and that United Parcel Service trucks made regular dropoffs of the boxes of trinkets.</w:t>
-        <w:br/>
-        <w:t>"People were coming and going seven days a week, all hours of the day and night," said Kevin Buie, a 22-year-old man who lived next door.</w:t>
-        <w:br/>
-        <w:t>Aleqandro Arroyo, who runs the Mexican restaurant La Cabana, said the deaf peddlers would occasionally eat there, but "we never knew" that the people were being used in the way that Federal agents described.  If it is true, he said, it is heartbreaking. Like the other laborers in the city's Hispanic community, "they travel here looking for nice lives," he said. "Then they are forced to work for so little."</w:t>
-        <w:br/>
-        <w:t>It seemed more like something he would see on his satellite dish -- it gets channels from all over the country and Mexico -- from a big city like New York.</w:t>
-        <w:br/>
-        <w:t>And some residents said they wished that the scheme described by the Federal agents had remained a big-city thing.</w:t>
-        <w:br/>
-        <w:t>People, held in bondage, exploited for their labor, is part of this region's distant past. "It struck me very badly," said Angela Madison, a hairdresser in Sanford.</w:t>
-        <w:br/>
-        <w:br/>
-        <w:t>Graphic</w:t>
-        <w:br/>
-        <w:br/>
-        <w:t xml:space="preserve"> </w:t>
-        <w:br/>
-        <w:t>Photo: Two houses in Sanford, N.C., where more than a dozen illegal Mexican immigrants, most of them deaf, were "held in bondage," officials said. (Jenny Warburg for The New York Times)(pg. 24)</w:t>
-        <w:br/>
-        <w:t xml:space="preserve"> </w:t>
-        <w:br/>
-        <w:t>Map of North Carolina showing location of Sanford: Sanford, N.C., the seat of Lee County, is home to 20,000 people. (pg. 24)</w:t>
+        <w:t>DRAWING (DRAWING BY RADIO)</w:t>
       </w:r>
     </w:p>
     <w:sectPr>
